--- a/docs/comercial/PRECIOS_INTERNO_CODEFLOWX_NOV2025.docx
+++ b/docs/comercial/PRECIOS_INTERNO_CODEFLOWX_NOV2025.docx
@@ -199,13 +199,13 @@
       </w:r>
     </w:p>
     <w:bookmarkEnd w:id="21"/>
-    <w:bookmarkStart w:id="22" w:name="Xe5d60101e1bdde056fec95bd18f0a993979215f"/>
+    <w:bookmarkStart w:id="22" w:name="cloud-saas-gestionado-por-codeflowx"/>
     <w:p>
       <w:pPr>
         <w:pStyle w:val="Heading2"/>
       </w:pPr>
       <w:r>
-        <w:t xml:space="preserve">🟢 CLOUD COMPLIANCE (SaaS gestionado CodeflowX)</w:t>
+        <w:t xml:space="preserve">🟢 CLOUD (SaaS gestionado por CodeflowX)</w:t>
       </w:r>
     </w:p>
     <w:tbl>
@@ -216,12 +216,12 @@
         <w:jc w:val="start"/>
       </w:tblPr>
       <w:tblGrid>
-        <w:gridCol w:w="533"/>
-        <w:gridCol w:w="1601"/>
-        <w:gridCol w:w="1690"/>
-        <w:gridCol w:w="1245"/>
-        <w:gridCol w:w="711"/>
-        <w:gridCol w:w="2135"/>
+        <w:gridCol w:w="617"/>
+        <w:gridCol w:w="1851"/>
+        <w:gridCol w:w="1954"/>
+        <w:gridCol w:w="1440"/>
+        <w:gridCol w:w="925"/>
+        <w:gridCol w:w="1131"/>
       </w:tblGrid>
       <w:tr>
         <w:trPr>
@@ -283,19 +283,19 @@
               <w:jc w:val="left"/>
             </w:pPr>
             <w:r>
-              <w:t xml:space="preserve">Target</w:t>
-            </w:r>
-          </w:p>
-        </w:tc>
-        <w:tc>
-          <w:tcPr/>
-          <w:p>
-            <w:pPr>
-              <w:pStyle w:val="Compact"/>
-              <w:jc w:val="left"/>
-            </w:pPr>
-            <w:r>
-              <w:t xml:space="preserve">Características clave</w:t>
+              <w:t xml:space="preserve">Enfoque</w:t>
+            </w:r>
+          </w:p>
+        </w:tc>
+        <w:tc>
+          <w:tcPr/>
+          <w:p>
+            <w:pPr>
+              <w:pStyle w:val="Compact"/>
+              <w:jc w:val="left"/>
+            </w:pPr>
+            <w:r>
+              <w:t xml:space="preserve">Cobertura</w:t>
             </w:r>
           </w:p>
         </w:tc>
@@ -313,7 +313,7 @@
                 <w:bCs/>
                 <w:b/>
               </w:rPr>
-              <w:t xml:space="preserve">Cloud Basic</w:t>
+              <w:t xml:space="preserve">Cloud Compliance (Basic)</w:t>
             </w:r>
           </w:p>
         </w:tc>
@@ -365,37 +365,63 @@
               <w:jc w:val="left"/>
             </w:pPr>
             <w:r>
-              <w:t xml:space="preserve">Desarrolladores individuales, microagencias (≤10 personas)</w:t>
-            </w:r>
-          </w:p>
-        </w:tc>
-        <w:tc>
-          <w:tcPr/>
-          <w:p>
-            <w:pPr>
-              <w:pStyle w:val="Compact"/>
-              <w:jc w:val="left"/>
-            </w:pPr>
-            <w:r>
-              <w:t xml:space="preserve">1 sistema IA alto riesgo o 3 riesgo limitado, 100k tokens/mes, 2 usuarios, soporte email 48h, reporting mensual compliance básico</w:t>
-            </w:r>
-          </w:p>
-        </w:tc>
-      </w:tr>
-      <w:tr>
-        <w:tc>
-          <w:tcPr/>
-          <w:p>
-            <w:pPr>
-              <w:pStyle w:val="Compact"/>
-              <w:jc w:val="left"/>
-            </w:pPr>
+              <w:t xml:space="preserve">Freelance, microagencias (≤10 personas) que necesitan</w:t>
+            </w:r>
+            <w:r>
+              <w:t xml:space="preserve"> </w:t>
+            </w:r>
             <w:r>
               <w:rPr>
                 <w:bCs/>
                 <w:b/>
               </w:rPr>
-              <w:t xml:space="preserve">Cloud Professional</w:t>
+              <w:t xml:space="preserve">cumplimiento esencial</w:t>
+            </w:r>
+          </w:p>
+        </w:tc>
+        <w:tc>
+          <w:tcPr/>
+          <w:p>
+            <w:pPr>
+              <w:pStyle w:val="Compact"/>
+              <w:jc w:val="left"/>
+            </w:pPr>
+            <w:r>
+              <w:t xml:space="preserve">Hasta</w:t>
+            </w:r>
+            <w:r>
+              <w:t xml:space="preserve"> </w:t>
+            </w:r>
+            <w:r>
+              <w:rPr>
+                <w:bCs/>
+                <w:b/>
+              </w:rPr>
+              <w:t xml:space="preserve">2 sistemas IA</w:t>
+            </w:r>
+            <w:r>
+              <w:t xml:space="preserve"> </w:t>
+            </w:r>
+            <w:r>
+              <w:t xml:space="preserve">(chatbots/agentes/RAG), checklists Art. 9-15, documentación Anexo IV básica, políticas Art. 50, FRIA templates, 2 usuarios, soporte email 48h</w:t>
+            </w:r>
+          </w:p>
+        </w:tc>
+      </w:tr>
+      <w:tr>
+        <w:tc>
+          <w:tcPr/>
+          <w:p>
+            <w:pPr>
+              <w:pStyle w:val="Compact"/>
+              <w:jc w:val="left"/>
+            </w:pPr>
+            <w:r>
+              <w:rPr>
+                <w:bCs/>
+                <w:b/>
+              </w:rPr>
+              <w:t xml:space="preserve">Cloud Governance (Professional)</w:t>
             </w:r>
           </w:p>
         </w:tc>
@@ -447,37 +473,60 @@
               <w:jc w:val="left"/>
             </w:pPr>
             <w:r>
-              <w:t xml:space="preserve">Agencias/consultoras 10-50 personas, software factories</w:t>
-            </w:r>
-          </w:p>
-        </w:tc>
-        <w:tc>
-          <w:tcPr/>
-          <w:p>
-            <w:pPr>
-              <w:pStyle w:val="Compact"/>
-              <w:jc w:val="left"/>
-            </w:pPr>
-            <w:r>
-              <w:t xml:space="preserve">Hasta 5 sistemas IA, 500k tokens/mes, 10 usuarios, workflows personalizados, alertas desviaciones, soporte prioritario (12h), documentación Anexo IV automatizada</w:t>
-            </w:r>
-          </w:p>
-        </w:tc>
-      </w:tr>
-      <w:tr>
-        <w:tc>
-          <w:tcPr/>
-          <w:p>
-            <w:pPr>
-              <w:pStyle w:val="Compact"/>
-              <w:jc w:val="left"/>
-            </w:pPr>
+              <w:t xml:space="preserve">Agencias/consultoras 10-50 personas y software factories que necesitan</w:t>
+            </w:r>
+            <w:r>
+              <w:t xml:space="preserve"> </w:t>
+            </w:r>
             <w:r>
               <w:rPr>
                 <w:bCs/>
                 <w:b/>
               </w:rPr>
-              <w:t xml:space="preserve">Cloud OEM (White Label)</w:t>
+              <w:t xml:space="preserve">gobierno completo</w:t>
+            </w:r>
+          </w:p>
+        </w:tc>
+        <w:tc>
+          <w:tcPr/>
+          <w:p>
+            <w:pPr>
+              <w:pStyle w:val="Compact"/>
+              <w:jc w:val="left"/>
+            </w:pPr>
+            <w:r>
+              <w:t xml:space="preserve">Hasta</w:t>
+            </w:r>
+            <w:r>
+              <w:t xml:space="preserve"> </w:t>
+            </w:r>
+            <w:r>
+              <w:rPr>
+                <w:bCs/>
+                <w:b/>
+              </w:rPr>
+              <w:t xml:space="preserve">7 sistemas IA</w:t>
+            </w:r>
+            <w:r>
+              <w:t xml:space="preserve">, workflows BPMN, evaluación métricas, monitorización 24/7, alertas desviaciones, reporting Art. 71, 12 usuarios, soporte prioritario 12h</w:t>
+            </w:r>
+          </w:p>
+        </w:tc>
+      </w:tr>
+      <w:tr>
+        <w:tc>
+          <w:tcPr/>
+          <w:p>
+            <w:pPr>
+              <w:pStyle w:val="Compact"/>
+              <w:jc w:val="left"/>
+            </w:pPr>
+            <w:r>
+              <w:rPr>
+                <w:bCs/>
+                <w:b/>
+              </w:rPr>
+              <w:t xml:space="preserve">Cloud Enterprise</w:t>
             </w:r>
           </w:p>
         </w:tc>
@@ -495,59 +544,69 @@
               </w:rPr>
               <w:t xml:space="preserve">799 €</w:t>
             </w:r>
+          </w:p>
+        </w:tc>
+        <w:tc>
+          <w:tcPr/>
+          <w:p>
+            <w:pPr>
+              <w:pStyle w:val="Compact"/>
+              <w:jc w:val="left"/>
+            </w:pPr>
+            <w:r>
+              <w:t xml:space="preserve">105 € (3 instancias)</w:t>
+            </w:r>
+          </w:p>
+        </w:tc>
+        <w:tc>
+          <w:tcPr/>
+          <w:p>
+            <w:pPr>
+              <w:pStyle w:val="Compact"/>
+              <w:jc w:val="left"/>
+            </w:pPr>
+            <w:r>
+              <w:t xml:space="preserve">87%</w:t>
+            </w:r>
+          </w:p>
+        </w:tc>
+        <w:tc>
+          <w:tcPr/>
+          <w:p>
+            <w:pPr>
+              <w:pStyle w:val="Compact"/>
+              <w:jc w:val="left"/>
+            </w:pPr>
+            <w:r>
+              <w:t xml:space="preserve">Partners SaaS y organizaciones con múltiples clientes internos. Incluye</w:t>
+            </w:r>
             <w:r>
               <w:t xml:space="preserve"> </w:t>
             </w:r>
             <w:r>
-              <w:t xml:space="preserve">+ 0,09 €/query IA</w:t>
-            </w:r>
-          </w:p>
-        </w:tc>
-        <w:tc>
-          <w:tcPr/>
-          <w:p>
-            <w:pPr>
-              <w:pStyle w:val="Compact"/>
-              <w:jc w:val="left"/>
-            </w:pPr>
-            <w:r>
-              <w:t xml:space="preserve">105 € (3 instancias)</w:t>
-            </w:r>
-          </w:p>
-        </w:tc>
-        <w:tc>
-          <w:tcPr/>
-          <w:p>
-            <w:pPr>
-              <w:pStyle w:val="Compact"/>
-              <w:jc w:val="left"/>
-            </w:pPr>
-            <w:r>
-              <w:t xml:space="preserve">87%</w:t>
-            </w:r>
-          </w:p>
-        </w:tc>
-        <w:tc>
-          <w:tcPr/>
-          <w:p>
-            <w:pPr>
-              <w:pStyle w:val="Compact"/>
-              <w:jc w:val="left"/>
-            </w:pPr>
-            <w:r>
-              <w:t xml:space="preserve">Partners que empaquetan CodeflowX en su oferta SaaS</w:t>
-            </w:r>
-          </w:p>
-        </w:tc>
-        <w:tc>
-          <w:tcPr/>
-          <w:p>
-            <w:pPr>
-              <w:pStyle w:val="Compact"/>
-              <w:jc w:val="left"/>
-            </w:pPr>
-            <w:r>
-              <w:t xml:space="preserve">Marca blanca completa, API multi-tenant, límites configurables, SLA 99,5%, soporte 4h, formación comercial, facturación uso (queries, almacenamiento)</w:t>
+              <w:rPr>
+                <w:bCs/>
+                <w:b/>
+              </w:rPr>
+              <w:t xml:space="preserve">solución completa</w:t>
+            </w:r>
+            <w:r>
+              <w:t xml:space="preserve"> </w:t>
+            </w:r>
+            <w:r>
+              <w:t xml:space="preserve">(cumplimiento + gobierno + evaluación + monitorización) multi-tenant</w:t>
+            </w:r>
+          </w:p>
+        </w:tc>
+        <w:tc>
+          <w:tcPr/>
+          <w:p>
+            <w:pPr>
+              <w:pStyle w:val="Compact"/>
+              <w:jc w:val="left"/>
+            </w:pPr>
+            <w:r>
+              <w:t xml:space="preserve">Multi-tenant, marca blanca opcional, API configurables, dashboards agregados, SLA 99,5 %, soporte 4h, formación comercial, controles centralizados</w:t>
             </w:r>
           </w:p>
         </w:tc>
@@ -568,25 +627,25 @@
         <w:t xml:space="preserve"> </w:t>
       </w:r>
       <w:r>
-        <w:t xml:space="preserve">- Facturación mensual (pago anual anticipado: descuento 10%)</w:t>
+        <w:t xml:space="preserve">- Precios sin inferencia incluida. CodeflowX se integra con la infraestructura de modelos existente del cliente. Se ofrece un módulo opcional de servidores de inferencia (ver add-ons).</w:t>
       </w:r>
       <w:r>
         <w:t xml:space="preserve"> </w:t>
       </w:r>
       <w:r>
-        <w:t xml:space="preserve">- Onboarding opcional (ver tabla add-ons)</w:t>
+        <w:t xml:space="preserve">- Facturación mensual; pago anual anticipado (‑10 %).</w:t>
       </w:r>
       <w:r>
         <w:t xml:space="preserve"> </w:t>
       </w:r>
       <w:r>
-        <w:t xml:space="preserve">- Exceso tokens/consultas: 0,015 € por 1.000 tokens o 0,05 € por consulta IA</w:t>
+        <w:t xml:space="preserve">- Número de sistemas IA = combinaciones de chatbots, agentes, RAG, scoring u otros flows gobernados. Packs adicionales disponibles.</w:t>
       </w:r>
       <w:r>
         <w:t xml:space="preserve"> </w:t>
       </w:r>
       <w:r>
-        <w:t xml:space="preserve">- Upgrade/downgrade: prorrateo mensual</w:t>
+        <w:t xml:space="preserve">- Upgrade/downgrade prorrateado en el mes corriente.</w:t>
       </w:r>
     </w:p>
     <w:p>
@@ -614,9 +673,10 @@
         <w:jc w:val="start"/>
       </w:tblPr>
       <w:tblGrid>
-        <w:gridCol w:w="1980"/>
-        <w:gridCol w:w="1980"/>
-        <w:gridCol w:w="3960"/>
+        <w:gridCol w:w="1408"/>
+        <w:gridCol w:w="1408"/>
+        <w:gridCol w:w="2816"/>
+        <w:gridCol w:w="2288"/>
       </w:tblGrid>
       <w:tr>
         <w:trPr>
@@ -658,6 +718,18 @@
             </w:r>
           </w:p>
         </w:tc>
+        <w:tc>
+          <w:tcPr/>
+          <w:p>
+            <w:pPr>
+              <w:pStyle w:val="Compact"/>
+              <w:jc w:val="left"/>
+            </w:pPr>
+            <w:r>
+              <w:t xml:space="preserve">Descripción</w:t>
+            </w:r>
+          </w:p>
+        </w:tc>
       </w:tr>
       <w:tr>
         <w:tc>
@@ -700,6 +772,18 @@
             </w:r>
           </w:p>
         </w:tc>
+        <w:tc>
+          <w:tcPr/>
+          <w:p>
+            <w:pPr>
+              <w:pStyle w:val="Compact"/>
+              <w:jc w:val="left"/>
+            </w:pPr>
+            <w:r>
+              <w:t xml:space="preserve">Configuración inicial, mapeo procesos, primera auditoría</w:t>
+            </w:r>
+          </w:p>
+        </w:tc>
       </w:tr>
       <w:tr>
         <w:tc>
@@ -738,7 +822,19 @@
               <w:jc w:val="left"/>
             </w:pPr>
             <w:r>
-              <w:t xml:space="preserve">Professional / OEM</w:t>
+              <w:t xml:space="preserve">Professional / Enterprise</w:t>
+            </w:r>
+          </w:p>
+        </w:tc>
+        <w:tc>
+          <w:tcPr/>
+          <w:p>
+            <w:pPr>
+              <w:pStyle w:val="Compact"/>
+              <w:jc w:val="left"/>
+            </w:pPr>
+            <w:r>
+              <w:t xml:space="preserve">Autenticación corporativa</w:t>
             </w:r>
           </w:p>
         </w:tc>
@@ -756,19 +852,19 @@
                 <w:bCs/>
                 <w:b/>
               </w:rPr>
-              <w:t xml:space="preserve">Token Pack adicional (1M tokens)</w:t>
-            </w:r>
-          </w:p>
-        </w:tc>
-        <w:tc>
-          <w:tcPr/>
-          <w:p>
-            <w:pPr>
-              <w:pStyle w:val="Compact"/>
-              <w:jc w:val="left"/>
-            </w:pPr>
-            <w:r>
-              <w:t xml:space="preserve">120 € / mes</w:t>
+              <w:t xml:space="preserve">Pack sistemas adicionales (3 sistemas)</w:t>
+            </w:r>
+          </w:p>
+        </w:tc>
+        <w:tc>
+          <w:tcPr/>
+          <w:p>
+            <w:pPr>
+              <w:pStyle w:val="Compact"/>
+              <w:jc w:val="left"/>
+            </w:pPr>
+            <w:r>
+              <w:t xml:space="preserve">90 € / mes</w:t>
             </w:r>
           </w:p>
         </w:tc>
@@ -781,6 +877,18 @@
             </w:pPr>
             <w:r>
               <w:t xml:space="preserve">Todos</w:t>
+            </w:r>
+          </w:p>
+        </w:tc>
+        <w:tc>
+          <w:tcPr/>
+          <w:p>
+            <w:pPr>
+              <w:pStyle w:val="Compact"/>
+              <w:jc w:val="left"/>
+            </w:pPr>
+            <w:r>
+              <w:t xml:space="preserve">Amplía cobertura a más chatbots/agentes/RAG</w:t>
             </w:r>
           </w:p>
         </w:tc>
@@ -822,7 +930,19 @@
               <w:jc w:val="left"/>
             </w:pPr>
             <w:r>
-              <w:t xml:space="preserve">Professional / OEM</w:t>
+              <w:t xml:space="preserve">Professional / Enterprise</w:t>
+            </w:r>
+          </w:p>
+        </w:tc>
+        <w:tc>
+          <w:tcPr/>
+          <w:p>
+            <w:pPr>
+              <w:pStyle w:val="Compact"/>
+              <w:jc w:val="left"/>
+            </w:pPr>
+            <w:r>
+              <w:t xml:space="preserve">Workspace aislado multi-organización</w:t>
             </w:r>
           </w:p>
         </w:tc>
@@ -864,7 +984,85 @@
               <w:jc w:val="left"/>
             </w:pPr>
             <w:r>
-              <w:t xml:space="preserve">Professional / OEM</w:t>
+              <w:t xml:space="preserve">Professional / Enterprise</w:t>
+            </w:r>
+          </w:p>
+        </w:tc>
+        <w:tc>
+          <w:tcPr/>
+          <w:p>
+            <w:pPr>
+              <w:pStyle w:val="Compact"/>
+              <w:jc w:val="left"/>
+            </w:pPr>
+            <w:r>
+              <w:t xml:space="preserve">Línea dedicada incidentes críticos</w:t>
+            </w:r>
+          </w:p>
+        </w:tc>
+      </w:tr>
+      <w:tr>
+        <w:tc>
+          <w:tcPr/>
+          <w:p>
+            <w:pPr>
+              <w:pStyle w:val="Compact"/>
+              <w:jc w:val="left"/>
+            </w:pPr>
+            <w:r>
+              <w:rPr>
+                <w:bCs/>
+                <w:b/>
+              </w:rPr>
+              <w:t xml:space="preserve">Módulo servidores de inferencia</w:t>
+            </w:r>
+          </w:p>
+        </w:tc>
+        <w:tc>
+          <w:tcPr/>
+          <w:p>
+            <w:pPr>
+              <w:pStyle w:val="Compact"/>
+              <w:jc w:val="left"/>
+            </w:pPr>
+            <w:r>
+              <w:t xml:space="preserve">120 € / mes por instancia</w:t>
+            </w:r>
+          </w:p>
+        </w:tc>
+        <w:tc>
+          <w:tcPr/>
+          <w:p>
+            <w:pPr>
+              <w:pStyle w:val="Compact"/>
+              <w:jc w:val="left"/>
+            </w:pPr>
+            <w:r>
+              <w:t xml:space="preserve">Professional / Enterprise</w:t>
+            </w:r>
+          </w:p>
+        </w:tc>
+        <w:tc>
+          <w:tcPr/>
+          <w:p>
+            <w:pPr>
+              <w:pStyle w:val="Compact"/>
+              <w:jc w:val="left"/>
+            </w:pPr>
+            <w:r>
+              <w:t xml:space="preserve">Despliegue gestionado de</w:t>
+            </w:r>
+            <w:r>
+              <w:t xml:space="preserve"> </w:t>
+            </w:r>
+            <w:r>
+              <w:rPr>
+                <w:rStyle w:val="VerbatimChar"/>
+              </w:rPr>
+              <w:t xml:space="preserve">leka-llm-interpreter</w:t>
+            </w:r>
+            <w:r>
+              <w:t xml:space="preserve">, incluye modelos open-source, wrappers comerciales opcionales, routing inteligente. Costes API externos se facturan al cliente.</w:t>
             </w:r>
           </w:p>
         </w:tc>
@@ -1299,7 +1497,7 @@
                 <w:bCs/>
                 <w:b/>
               </w:rPr>
-              <w:t xml:space="preserve">12.000 €/año</w:t>
+              <w:t xml:space="preserve">12.000 €</w:t>
             </w:r>
           </w:p>
         </w:tc>
@@ -1335,7 +1533,17 @@
               <w:jc w:val="left"/>
             </w:pPr>
             <w:r>
-              <w:t xml:space="preserve">2 sistemas IA, FRIA integrada, soporte 12h, formación 1 día</w:t>
+              <w:t xml:space="preserve">2 sistemas IA, FRIA integrada, soporte 12h, formación 1 día,</w:t>
+            </w:r>
+            <w:r>
+              <w:t xml:space="preserve"> </w:t>
+            </w:r>
+            <w:r>
+              <w:rPr>
+                <w:bCs/>
+                <w:b/>
+              </w:rPr>
+              <w:t xml:space="preserve">incluye cumplimiento + gobierno + evaluación + monitorización</w:t>
             </w:r>
           </w:p>
         </w:tc>
@@ -1369,7 +1577,7 @@
                 <w:bCs/>
                 <w:b/>
               </w:rPr>
-              <w:t xml:space="preserve">24.000 €/año</w:t>
+              <w:t xml:space="preserve">24.000 €</w:t>
             </w:r>
           </w:p>
         </w:tc>
@@ -1405,7 +1613,17 @@
               <w:jc w:val="left"/>
             </w:pPr>
             <w:r>
-              <w:t xml:space="preserve">5 sistemas IA, reporting Art. 71 automatizado, soporte 8h, formación 2 días</w:t>
+              <w:t xml:space="preserve">5 sistemas IA, reporting Art. 71 automatizado, soporte 8h, formación 2 días,</w:t>
+            </w:r>
+            <w:r>
+              <w:t xml:space="preserve"> </w:t>
+            </w:r>
+            <w:r>
+              <w:rPr>
+                <w:bCs/>
+                <w:b/>
+              </w:rPr>
+              <w:t xml:space="preserve">solución integral (cumplimiento + gobierno + evaluación + monitorización)</w:t>
             </w:r>
           </w:p>
         </w:tc>
@@ -1439,7 +1657,7 @@
                 <w:bCs/>
                 <w:b/>
               </w:rPr>
-              <w:t xml:space="preserve">60.000 €/año</w:t>
+              <w:t xml:space="preserve">60.000 €</w:t>
             </w:r>
           </w:p>
         </w:tc>
@@ -1475,7 +1693,17 @@
               <w:jc w:val="left"/>
             </w:pPr>
             <w:r>
-              <w:t xml:space="preserve">10 sistemas IA, cumplimiento ENS Alto, soporte 4h, formación 3 días, auditoría anual incluida</w:t>
+              <w:t xml:space="preserve">10 sistemas IA, cumplimiento ENS Alto, soporte 4h, formación 3 días, auditoría anual incluida,</w:t>
+            </w:r>
+            <w:r>
+              <w:t xml:space="preserve"> </w:t>
+            </w:r>
+            <w:r>
+              <w:rPr>
+                <w:bCs/>
+                <w:b/>
+              </w:rPr>
+              <w:t xml:space="preserve">solución completa CodeflowX</w:t>
             </w:r>
           </w:p>
         </w:tc>

--- a/docs/comercial/PRECIOS_INTERNO_CODEFLOWX_NOV2025.docx
+++ b/docs/comercial/PRECIOS_INTERNO_CODEFLOWX_NOV2025.docx
@@ -606,7 +606,23 @@
               <w:jc w:val="left"/>
             </w:pPr>
             <w:r>
-              <w:t xml:space="preserve">Multi-tenant, marca blanca opcional, API configurables, dashboards agregados, SLA 99,5 %, soporte 4h, formación comercial, controles centralizados</w:t>
+              <w:t xml:space="preserve">Multi-tenant (hasta</w:t>
+            </w:r>
+            <w:r>
+              <w:t xml:space="preserve"> </w:t>
+            </w:r>
+            <w:r>
+              <w:rPr>
+                <w:bCs/>
+                <w:b/>
+              </w:rPr>
+              <w:t xml:space="preserve">5 clientes externos</w:t>
+            </w:r>
+            <w:r>
+              <w:t xml:space="preserve"> </w:t>
+            </w:r>
+            <w:r>
+              <w:t xml:space="preserve">incluidos), marca blanca opcional, API configurables, dashboards agregados, SLA 99,5 %, soporte 4h, formación comercial, controles centralizados</w:t>
             </w:r>
           </w:p>
         </w:tc>
@@ -1063,6 +1079,60 @@
             </w:r>
             <w:r>
               <w:t xml:space="preserve">, incluye modelos open-source, wrappers comerciales opcionales, routing inteligente. Costes API externos se facturan al cliente.</w:t>
+            </w:r>
+          </w:p>
+        </w:tc>
+      </w:tr>
+      <w:tr>
+        <w:tc>
+          <w:tcPr/>
+          <w:p>
+            <w:pPr>
+              <w:pStyle w:val="Compact"/>
+              <w:jc w:val="left"/>
+            </w:pPr>
+            <w:r>
+              <w:rPr>
+                <w:bCs/>
+                <w:b/>
+              </w:rPr>
+              <w:t xml:space="preserve">Pack clientes adicionales (5 tenants)</w:t>
+            </w:r>
+          </w:p>
+        </w:tc>
+        <w:tc>
+          <w:tcPr/>
+          <w:p>
+            <w:pPr>
+              <w:pStyle w:val="Compact"/>
+              <w:jc w:val="left"/>
+            </w:pPr>
+            <w:r>
+              <w:t xml:space="preserve">150 € / mes</w:t>
+            </w:r>
+          </w:p>
+        </w:tc>
+        <w:tc>
+          <w:tcPr/>
+          <w:p>
+            <w:pPr>
+              <w:pStyle w:val="Compact"/>
+              <w:jc w:val="left"/>
+            </w:pPr>
+            <w:r>
+              <w:t xml:space="preserve">Enterprise</w:t>
+            </w:r>
+          </w:p>
+        </w:tc>
+        <w:tc>
+          <w:tcPr/>
+          <w:p>
+            <w:pPr>
+              <w:pStyle w:val="Compact"/>
+              <w:jc w:val="left"/>
+            </w:pPr>
+            <w:r>
+              <w:t xml:space="preserve">Amplía el número de organizaciones servidas (de 5 en 5)</w:t>
             </w:r>
           </w:p>
         </w:tc>

--- a/docs/comercial/PRECIOS_INTERNO_CODEFLOWX_NOV2025.docx
+++ b/docs/comercial/PRECIOS_INTERNO_CODEFLOWX_NOV2025.docx
@@ -78,27 +78,25 @@
       </w:r>
     </w:p>
     <w:bookmarkEnd w:id="20"/>
-    <w:bookmarkStart w:id="21" w:name="objetivo"/>
+    <w:bookmarkStart w:id="21" w:name="definición-clave-proyecto-gobernado"/>
     <w:p>
       <w:pPr>
         <w:pStyle w:val="Heading2"/>
       </w:pPr>
       <w:r>
-        <w:t xml:space="preserve">🎯 Objetivo</w:t>
-      </w:r>
-    </w:p>
-    <w:p>
-      <w:pPr>
-        <w:pStyle w:val="FirstParagraph"/>
-      </w:pPr>
-      <w:r>
-        <w:t xml:space="preserve">Definir una estructura de precios interna que cubra:</w:t>
-      </w:r>
-      <w:r>
-        <w:t xml:space="preserve"> </w:t>
-      </w:r>
-      <w:r>
-        <w:t xml:space="preserve">-</w:t>
+        <w:t xml:space="preserve">📦 Definición clave: Proyecto gobernado</w:t>
+      </w:r>
+    </w:p>
+    <w:p>
+      <w:pPr>
+        <w:numPr>
+          <w:ilvl w:val="0"/>
+          <w:numId w:val="1001"/>
+        </w:numPr>
+        <w:pStyle w:val="Compact"/>
+      </w:pPr>
+      <w:r>
+        <w:t xml:space="preserve">Un</w:t>
       </w:r>
       <w:r>
         <w:t xml:space="preserve"> </w:t>
@@ -108,87 +106,176 @@
           <w:bCs/>
           <w:b/>
         </w:rPr>
-        <w:t xml:space="preserve">Cloud Compliance</w:t>
+        <w:t xml:space="preserve">proyecto</w:t>
       </w:r>
       <w:r>
         <w:t xml:space="preserve"> </w:t>
       </w:r>
       <w:r>
-        <w:t xml:space="preserve">para empresas pequeñas/medianas (desarrolladores, agencias, consultoras)</w:t>
+        <w:t xml:space="preserve">representa un caso de uso gobernado end-to-end (ej.</w:t>
       </w:r>
       <w:r>
         <w:t xml:space="preserve"> </w:t>
       </w:r>
       <w:r>
-        <w:t xml:space="preserve">-</w:t>
+        <w:t xml:space="preserve">“</w:t>
+      </w:r>
+      <w:r>
+        <w:t xml:space="preserve">chatbot soporte RR.HH.</w:t>
+      </w:r>
+      <w:r>
+        <w:t xml:space="preserve">”</w:t>
+      </w:r>
+      <w:r>
+        <w:t xml:space="preserve">,</w:t>
       </w:r>
       <w:r>
         <w:t xml:space="preserve"> </w:t>
       </w:r>
+      <w:r>
+        <w:t xml:space="preserve">“</w:t>
+      </w:r>
+      <w:r>
+        <w:t xml:space="preserve">agente scoring crédito</w:t>
+      </w:r>
+      <w:r>
+        <w:t xml:space="preserve">”</w:t>
+      </w:r>
+      <w:r>
+        <w:t xml:space="preserve">,</w:t>
+      </w:r>
+      <w:r>
+        <w:t xml:space="preserve"> </w:t>
+      </w:r>
+      <w:r>
+        <w:t xml:space="preserve">“</w:t>
+      </w:r>
+      <w:r>
+        <w:t xml:space="preserve">RAG documentación legal</w:t>
+      </w:r>
+      <w:r>
+        <w:t xml:space="preserve">”</w:t>
+      </w:r>
+      <w:r>
+        <w:t xml:space="preserve">).</w:t>
+      </w:r>
+    </w:p>
+    <w:p>
+      <w:pPr>
+        <w:numPr>
+          <w:ilvl w:val="0"/>
+          <w:numId w:val="1001"/>
+        </w:numPr>
+        <w:pStyle w:val="Compact"/>
+      </w:pPr>
+      <w:r>
+        <w:t xml:space="preserve">Cada proyecto puede incluir, como máximo, los siguientes activos:</w:t>
+      </w:r>
+    </w:p>
+    <w:p>
+      <w:pPr>
+        <w:numPr>
+          <w:ilvl w:val="1"/>
+          <w:numId w:val="1002"/>
+        </w:numPr>
+        <w:pStyle w:val="Compact"/>
+      </w:pPr>
       <w:r>
         <w:rPr>
           <w:bCs/>
           <w:b/>
         </w:rPr>
-        <w:t xml:space="preserve">Planes OEM</w:t>
+        <w:t xml:space="preserve">2 chatbots</w:t>
       </w:r>
       <w:r>
         <w:t xml:space="preserve"> </w:t>
       </w:r>
       <w:r>
-        <w:t xml:space="preserve">para partners que quieren reempaquetar CodeflowX como parte de su oferta</w:t>
-      </w:r>
-      <w:r>
-        <w:t xml:space="preserve"> </w:t>
-      </w:r>
-      <w:r>
-        <w:t xml:space="preserve">-</w:t>
-      </w:r>
-      <w:r>
-        <w:t xml:space="preserve"> </w:t>
-      </w:r>
+        <w:t xml:space="preserve">(interfaces conversacionales)</w:t>
+      </w:r>
+    </w:p>
+    <w:p>
+      <w:pPr>
+        <w:numPr>
+          <w:ilvl w:val="1"/>
+          <w:numId w:val="1002"/>
+        </w:numPr>
+        <w:pStyle w:val="Compact"/>
+      </w:pPr>
       <w:r>
         <w:rPr>
           <w:bCs/>
           <w:b/>
         </w:rPr>
-        <w:t xml:space="preserve">Licenciamiento self-hosting (Corporate)</w:t>
+        <w:t xml:space="preserve">2 agentes</w:t>
       </w:r>
       <w:r>
         <w:t xml:space="preserve"> </w:t>
       </w:r>
       <w:r>
-        <w:t xml:space="preserve">vendido a través de partners</w:t>
-      </w:r>
-      <w:r>
-        <w:t xml:space="preserve"> </w:t>
-      </w:r>
-      <w:r>
-        <w:t xml:space="preserve">-</w:t>
-      </w:r>
-      <w:r>
-        <w:t xml:space="preserve"> </w:t>
-      </w:r>
+        <w:t xml:space="preserve">autónomos/flows de decisión</w:t>
+      </w:r>
+    </w:p>
+    <w:p>
+      <w:pPr>
+        <w:numPr>
+          <w:ilvl w:val="1"/>
+          <w:numId w:val="1002"/>
+        </w:numPr>
+        <w:pStyle w:val="Compact"/>
+      </w:pPr>
       <w:r>
         <w:rPr>
           <w:bCs/>
           <w:b/>
         </w:rPr>
-        <w:t xml:space="preserve">Planes Administraciones Públicas</w:t>
+        <w:t xml:space="preserve">2 RAG</w:t>
       </w:r>
       <w:r>
         <w:t xml:space="preserve"> </w:t>
       </w:r>
       <w:r>
-        <w:t xml:space="preserve">diferenciando pequeños ayuntamientos y organismos grandes</w:t>
-      </w:r>
-    </w:p>
-    <w:p>
-      <w:pPr>
-        <w:pStyle w:val="BodyText"/>
-      </w:pPr>
-      <w:r>
-        <w:t xml:space="preserve">Los precios aseguran margen &gt;70% sobre el coste operativo cloud (35 €/mes) y establecen coherencia entre valor entregado y complejidad de soporte.</w:t>
+        <w:t xml:space="preserve">(vector store + orquestación)</w:t>
+      </w:r>
+    </w:p>
+    <w:p>
+      <w:pPr>
+        <w:numPr>
+          <w:ilvl w:val="0"/>
+          <w:numId w:val="1001"/>
+        </w:numPr>
+        <w:pStyle w:val="Compact"/>
+      </w:pPr>
+      <w:r>
+        <w:t xml:space="preserve">El cliente puede activar solo los activos que necesite dentro de cada proyecto, pero no exceder el límite. Esto evita usos fraudulentos (p.ej. un plan básico gobernando decenas de bots bajo un único proyecto).</w:t>
+      </w:r>
+    </w:p>
+    <w:p>
+      <w:pPr>
+        <w:numPr>
+          <w:ilvl w:val="0"/>
+          <w:numId w:val="1001"/>
+        </w:numPr>
+        <w:pStyle w:val="Compact"/>
+      </w:pPr>
+      <w:r>
+        <w:t xml:space="preserve">Para aumentar la capacidad se pueden contratar</w:t>
+      </w:r>
+      <w:r>
+        <w:t xml:space="preserve"> </w:t>
+      </w:r>
+      <w:r>
+        <w:rPr>
+          <w:bCs/>
+          <w:b/>
+        </w:rPr>
+        <w:t xml:space="preserve">proyectos adicionales</w:t>
+      </w:r>
+      <w:r>
+        <w:t xml:space="preserve"> </w:t>
+      </w:r>
+      <w:r>
+        <w:t xml:space="preserve">(ver add-ons).</w:t>
       </w:r>
     </w:p>
     <w:p>
@@ -216,12 +303,13 @@
         <w:jc w:val="start"/>
       </w:tblPr>
       <w:tblGrid>
-        <w:gridCol w:w="617"/>
-        <w:gridCol w:w="1851"/>
-        <w:gridCol w:w="1954"/>
-        <w:gridCol w:w="1440"/>
-        <w:gridCol w:w="925"/>
+        <w:gridCol w:w="484"/>
+        <w:gridCol w:w="1454"/>
+        <w:gridCol w:w="1697"/>
+        <w:gridCol w:w="1535"/>
         <w:gridCol w:w="1131"/>
+        <w:gridCol w:w="727"/>
+        <w:gridCol w:w="888"/>
       </w:tblGrid>
       <w:tr>
         <w:trPr>
@@ -259,6 +347,18 @@
               <w:jc w:val="left"/>
             </w:pPr>
             <w:r>
+              <w:t xml:space="preserve">Proyectos incluidos</w:t>
+            </w:r>
+          </w:p>
+        </w:tc>
+        <w:tc>
+          <w:tcPr/>
+          <w:p>
+            <w:pPr>
+              <w:pStyle w:val="Compact"/>
+              <w:jc w:val="left"/>
+            </w:pPr>
+            <w:r>
               <w:t xml:space="preserve">Coste Infra (EUR)</w:t>
             </w:r>
           </w:p>
@@ -313,7 +413,7 @@
                 <w:bCs/>
                 <w:b/>
               </w:rPr>
-              <w:t xml:space="preserve">Cloud Compliance (Basic)</w:t>
+              <w:t xml:space="preserve">CodeflowX Compliance Cloud – Plug &amp; Protect</w:t>
             </w:r>
           </w:p>
         </w:tc>
@@ -341,53 +441,53 @@
               <w:jc w:val="left"/>
             </w:pPr>
             <w:r>
-              <w:t xml:space="preserve">35 €</w:t>
-            </w:r>
-          </w:p>
-        </w:tc>
-        <w:tc>
-          <w:tcPr/>
-          <w:p>
-            <w:pPr>
-              <w:pStyle w:val="Compact"/>
-              <w:jc w:val="left"/>
-            </w:pPr>
-            <w:r>
-              <w:t xml:space="preserve">76%</w:t>
-            </w:r>
-          </w:p>
-        </w:tc>
-        <w:tc>
-          <w:tcPr/>
-          <w:p>
-            <w:pPr>
-              <w:pStyle w:val="Compact"/>
-              <w:jc w:val="left"/>
-            </w:pPr>
-            <w:r>
-              <w:t xml:space="preserve">Freelance, microagencias (≤10 personas) que necesitan</w:t>
-            </w:r>
-            <w:r>
-              <w:t xml:space="preserve"> </w:t>
-            </w:r>
-            <w:r>
               <w:rPr>
                 <w:bCs/>
                 <w:b/>
               </w:rPr>
-              <w:t xml:space="preserve">cumplimiento esencial</w:t>
-            </w:r>
-          </w:p>
-        </w:tc>
-        <w:tc>
-          <w:tcPr/>
-          <w:p>
-            <w:pPr>
-              <w:pStyle w:val="Compact"/>
-              <w:jc w:val="left"/>
-            </w:pPr>
-            <w:r>
-              <w:t xml:space="preserve">Hasta</w:t>
+              <w:t xml:space="preserve">1 proyecto</w:t>
+            </w:r>
+            <w:r>
+              <w:t xml:space="preserve"> </w:t>
+            </w:r>
+            <w:r>
+              <w:t xml:space="preserve">(cumplimiento esencial)</w:t>
+            </w:r>
+          </w:p>
+        </w:tc>
+        <w:tc>
+          <w:tcPr/>
+          <w:p>
+            <w:pPr>
+              <w:pStyle w:val="Compact"/>
+              <w:jc w:val="left"/>
+            </w:pPr>
+            <w:r>
+              <w:t xml:space="preserve">35 €</w:t>
+            </w:r>
+          </w:p>
+        </w:tc>
+        <w:tc>
+          <w:tcPr/>
+          <w:p>
+            <w:pPr>
+              <w:pStyle w:val="Compact"/>
+              <w:jc w:val="left"/>
+            </w:pPr>
+            <w:r>
+              <w:t xml:space="preserve">76%</w:t>
+            </w:r>
+          </w:p>
+        </w:tc>
+        <w:tc>
+          <w:tcPr/>
+          <w:p>
+            <w:pPr>
+              <w:pStyle w:val="Compact"/>
+              <w:jc w:val="left"/>
+            </w:pPr>
+            <w:r>
+              <w:t xml:space="preserve">Freelance, microagencias (≤10 personas) que necesitan</w:t>
             </w:r>
             <w:r>
               <w:t xml:space="preserve"> </w:t>
@@ -397,13 +497,25 @@
                 <w:bCs/>
                 <w:b/>
               </w:rPr>
-              <w:t xml:space="preserve">2 sistemas IA</w:t>
+              <w:t xml:space="preserve">cumplimiento</w:t>
             </w:r>
             <w:r>
               <w:t xml:space="preserve"> </w:t>
             </w:r>
             <w:r>
-              <w:t xml:space="preserve">(chatbots/agentes/RAG), checklists Art. 9-15, documentación Anexo IV básica, políticas Art. 50, FRIA templates, 2 usuarios, soporte email 48h</w:t>
+              <w:t xml:space="preserve">para un caso de uso puntual</w:t>
+            </w:r>
+          </w:p>
+        </w:tc>
+        <w:tc>
+          <w:tcPr/>
+          <w:p>
+            <w:pPr>
+              <w:pStyle w:val="Compact"/>
+              <w:jc w:val="left"/>
+            </w:pPr>
+            <w:r>
+              <w:t xml:space="preserve">1 proyecto con hasta 2 chatbots + 2 agentes + 2 RAG, checklists Art. 9-15, documentación Anexo IV básica, políticas Art. 50, FRIA templates, 2 usuarios, soporte email 48h</w:t>
             </w:r>
           </w:p>
         </w:tc>
@@ -437,78 +549,77 @@
                 <w:bCs/>
                 <w:b/>
               </w:rPr>
-              <w:t xml:space="preserve">399 €</w:t>
-            </w:r>
-          </w:p>
-        </w:tc>
-        <w:tc>
-          <w:tcPr/>
-          <w:p>
-            <w:pPr>
-              <w:pStyle w:val="Compact"/>
-              <w:jc w:val="left"/>
-            </w:pPr>
-            <w:r>
-              <w:t xml:space="preserve">70 € (2 instancias)</w:t>
-            </w:r>
-          </w:p>
-        </w:tc>
-        <w:tc>
-          <w:tcPr/>
-          <w:p>
-            <w:pPr>
-              <w:pStyle w:val="Compact"/>
-              <w:jc w:val="left"/>
-            </w:pPr>
-            <w:r>
-              <w:t xml:space="preserve">82%</w:t>
-            </w:r>
-          </w:p>
-        </w:tc>
-        <w:tc>
-          <w:tcPr/>
-          <w:p>
-            <w:pPr>
-              <w:pStyle w:val="Compact"/>
-              <w:jc w:val="left"/>
-            </w:pPr>
-            <w:r>
-              <w:t xml:space="preserve">Agencias/consultoras 10-50 personas y software factories que necesitan</w:t>
-            </w:r>
-            <w:r>
-              <w:t xml:space="preserve"> </w:t>
-            </w:r>
+              <w:t xml:space="preserve">699 €</w:t>
+            </w:r>
+          </w:p>
+        </w:tc>
+        <w:tc>
+          <w:tcPr/>
+          <w:p>
+            <w:pPr>
+              <w:pStyle w:val="Compact"/>
+              <w:jc w:val="left"/>
+            </w:pPr>
             <w:r>
               <w:rPr>
                 <w:bCs/>
                 <w:b/>
               </w:rPr>
-              <w:t xml:space="preserve">gobierno completo</w:t>
-            </w:r>
-          </w:p>
-        </w:tc>
-        <w:tc>
-          <w:tcPr/>
-          <w:p>
-            <w:pPr>
-              <w:pStyle w:val="Compact"/>
-              <w:jc w:val="left"/>
-            </w:pPr>
-            <w:r>
-              <w:t xml:space="preserve">Hasta</w:t>
+              <w:t xml:space="preserve">3 proyectos</w:t>
             </w:r>
             <w:r>
               <w:t xml:space="preserve"> </w:t>
             </w:r>
             <w:r>
-              <w:rPr>
-                <w:bCs/>
-                <w:b/>
-              </w:rPr>
-              <w:t xml:space="preserve">7 sistemas IA</w:t>
-            </w:r>
-            <w:r>
-              <w:t xml:space="preserve">, workflows BPMN, evaluación métricas, monitorización 24/7, alertas desviaciones, reporting Art. 71, 12 usuarios, soporte prioritario 12h</w:t>
+              <w:t xml:space="preserve">(gobierno completo)</w:t>
+            </w:r>
+          </w:p>
+        </w:tc>
+        <w:tc>
+          <w:tcPr/>
+          <w:p>
+            <w:pPr>
+              <w:pStyle w:val="Compact"/>
+              <w:jc w:val="left"/>
+            </w:pPr>
+            <w:r>
+              <w:t xml:space="preserve">70 € (2 instancias)</w:t>
+            </w:r>
+          </w:p>
+        </w:tc>
+        <w:tc>
+          <w:tcPr/>
+          <w:p>
+            <w:pPr>
+              <w:pStyle w:val="Compact"/>
+              <w:jc w:val="left"/>
+            </w:pPr>
+            <w:r>
+              <w:t xml:space="preserve">90%</w:t>
+            </w:r>
+          </w:p>
+        </w:tc>
+        <w:tc>
+          <w:tcPr/>
+          <w:p>
+            <w:pPr>
+              <w:pStyle w:val="Compact"/>
+              <w:jc w:val="left"/>
+            </w:pPr>
+            <w:r>
+              <w:t xml:space="preserve">Agencias/consultoras 10-50 personas y software factories que gestionan varios casos de uso</w:t>
+            </w:r>
+          </w:p>
+        </w:tc>
+        <w:tc>
+          <w:tcPr/>
+          <w:p>
+            <w:pPr>
+              <w:pStyle w:val="Compact"/>
+              <w:jc w:val="left"/>
+            </w:pPr>
+            <w:r>
+              <w:t xml:space="preserve">3 proyectos (cada uno hasta 2 chatbots + 2 agentes + 2 RAG), workflows BPMN, evaluación métricas, monitorización 24/7, alertas desviaciones, reporting Art. 71, 12 usuarios, soporte prioritario 12h</w:t>
             </w:r>
           </w:p>
         </w:tc>
@@ -542,7 +653,29 @@
                 <w:bCs/>
                 <w:b/>
               </w:rPr>
-              <w:t xml:space="preserve">799 €</w:t>
+              <w:t xml:space="preserve">1.199 €</w:t>
+            </w:r>
+          </w:p>
+        </w:tc>
+        <w:tc>
+          <w:tcPr/>
+          <w:p>
+            <w:pPr>
+              <w:pStyle w:val="Compact"/>
+              <w:jc w:val="left"/>
+            </w:pPr>
+            <w:r>
+              <w:rPr>
+                <w:bCs/>
+                <w:b/>
+              </w:rPr>
+              <w:t xml:space="preserve">5 proyectos</w:t>
+            </w:r>
+            <w:r>
+              <w:t xml:space="preserve"> </w:t>
+            </w:r>
+            <w:r>
+              <w:t xml:space="preserve">compartidos por hasta 5 clientes externos (multi-tenant)</w:t>
             </w:r>
           </w:p>
         </w:tc>
@@ -566,19 +699,19 @@
               <w:jc w:val="left"/>
             </w:pPr>
             <w:r>
-              <w:t xml:space="preserve">87%</w:t>
-            </w:r>
-          </w:p>
-        </w:tc>
-        <w:tc>
-          <w:tcPr/>
-          <w:p>
-            <w:pPr>
-              <w:pStyle w:val="Compact"/>
-              <w:jc w:val="left"/>
-            </w:pPr>
-            <w:r>
-              <w:t xml:space="preserve">Partners SaaS y organizaciones con múltiples clientes internos. Incluye</w:t>
+              <w:t xml:space="preserve">91%</w:t>
+            </w:r>
+          </w:p>
+        </w:tc>
+        <w:tc>
+          <w:tcPr/>
+          <w:p>
+            <w:pPr>
+              <w:pStyle w:val="Compact"/>
+              <w:jc w:val="left"/>
+            </w:pPr>
+            <w:r>
+              <w:t xml:space="preserve">Partners SaaS y organizaciones multi-cliente, incluye</w:t>
             </w:r>
             <w:r>
               <w:t xml:space="preserve"> </w:t>
@@ -590,39 +723,17 @@
               </w:rPr>
               <w:t xml:space="preserve">solución completa</w:t>
             </w:r>
-            <w:r>
-              <w:t xml:space="preserve"> </w:t>
-            </w:r>
-            <w:r>
-              <w:t xml:space="preserve">(cumplimiento + gobierno + evaluación + monitorización) multi-tenant</w:t>
-            </w:r>
-          </w:p>
-        </w:tc>
-        <w:tc>
-          <w:tcPr/>
-          <w:p>
-            <w:pPr>
-              <w:pStyle w:val="Compact"/>
-              <w:jc w:val="left"/>
-            </w:pPr>
-            <w:r>
-              <w:t xml:space="preserve">Multi-tenant (hasta</w:t>
-            </w:r>
-            <w:r>
-              <w:t xml:space="preserve"> </w:t>
-            </w:r>
-            <w:r>
-              <w:rPr>
-                <w:bCs/>
-                <w:b/>
-              </w:rPr>
-              <w:t xml:space="preserve">5 clientes externos</w:t>
-            </w:r>
-            <w:r>
-              <w:t xml:space="preserve"> </w:t>
-            </w:r>
-            <w:r>
-              <w:t xml:space="preserve">incluidos), marca blanca opcional, API configurables, dashboards agregados, SLA 99,5 %, soporte 4h, formación comercial, controles centralizados</w:t>
+          </w:p>
+        </w:tc>
+        <w:tc>
+          <w:tcPr/>
+          <w:p>
+            <w:pPr>
+              <w:pStyle w:val="Compact"/>
+              <w:jc w:val="left"/>
+            </w:pPr>
+            <w:r>
+              <w:t xml:space="preserve">Multi-tenant (5 clientes x 1 proyecto cada uno; proyectos adicionales vía add-on), marca blanca, API configurables, dashboards agregados, SLA 99,5 %, soporte 4h, formación comercial, controles centralizados</w:t>
             </w:r>
           </w:p>
         </w:tc>
@@ -643,25 +754,25 @@
         <w:t xml:space="preserve"> </w:t>
       </w:r>
       <w:r>
-        <w:t xml:space="preserve">- Precios sin inferencia incluida. CodeflowX se integra con la infraestructura de modelos existente del cliente. Se ofrece un módulo opcional de servidores de inferencia (ver add-ons).</w:t>
+        <w:t xml:space="preserve">- Facturación mensual; pago anual anticipado (‑10 %).</w:t>
       </w:r>
       <w:r>
         <w:t xml:space="preserve"> </w:t>
       </w:r>
       <w:r>
-        <w:t xml:space="preserve">- Facturación mensual; pago anual anticipado (‑10 %).</w:t>
+        <w:t xml:space="preserve">- Proyectos adicionales se contratan vía add-on (ver abajo).</w:t>
       </w:r>
       <w:r>
         <w:t xml:space="preserve"> </w:t>
       </w:r>
       <w:r>
-        <w:t xml:space="preserve">- Número de sistemas IA = combinaciones de chatbots, agentes, RAG, scoring u otros flows gobernados. Packs adicionales disponibles.</w:t>
+        <w:t xml:space="preserve">- Los proyectos pueden reasignarse (p.ej. cerrar uno y abrir nuevo) previa baja documentada.</w:t>
       </w:r>
       <w:r>
         <w:t xml:space="preserve"> </w:t>
       </w:r>
       <w:r>
-        <w:t xml:space="preserve">- Upgrade/downgrade prorrateado en el mes corriente.</w:t>
+        <w:t xml:space="preserve">- CodeflowX se integra con la infraestructura de modelos del cliente. El módulo de servidores de inferencia es opcional.</w:t>
       </w:r>
     </w:p>
     <w:p>
@@ -868,19 +979,19 @@
                 <w:bCs/>
                 <w:b/>
               </w:rPr>
-              <w:t xml:space="preserve">Pack sistemas adicionales (3 sistemas)</w:t>
-            </w:r>
-          </w:p>
-        </w:tc>
-        <w:tc>
-          <w:tcPr/>
-          <w:p>
-            <w:pPr>
-              <w:pStyle w:val="Compact"/>
-              <w:jc w:val="left"/>
-            </w:pPr>
-            <w:r>
-              <w:t xml:space="preserve">90 € / mes</w:t>
+              <w:t xml:space="preserve">Pack proyectos adicionales (1 proyecto)</w:t>
+            </w:r>
+          </w:p>
+        </w:tc>
+        <w:tc>
+          <w:tcPr/>
+          <w:p>
+            <w:pPr>
+              <w:pStyle w:val="Compact"/>
+              <w:jc w:val="left"/>
+            </w:pPr>
+            <w:r>
+              <w:t xml:space="preserve">120 € / mes</w:t>
             </w:r>
           </w:p>
         </w:tc>
@@ -904,7 +1015,61 @@
               <w:jc w:val="left"/>
             </w:pPr>
             <w:r>
-              <w:t xml:space="preserve">Amplía cobertura a más chatbots/agentes/RAG</w:t>
+              <w:t xml:space="preserve">Añade 1 proyecto (con sus límites de activos)</w:t>
+            </w:r>
+          </w:p>
+        </w:tc>
+      </w:tr>
+      <w:tr>
+        <w:tc>
+          <w:tcPr/>
+          <w:p>
+            <w:pPr>
+              <w:pStyle w:val="Compact"/>
+              <w:jc w:val="left"/>
+            </w:pPr>
+            <w:r>
+              <w:rPr>
+                <w:bCs/>
+                <w:b/>
+              </w:rPr>
+              <w:t xml:space="preserve">Pack clientes adicionales (5 tenants)</w:t>
+            </w:r>
+          </w:p>
+        </w:tc>
+        <w:tc>
+          <w:tcPr/>
+          <w:p>
+            <w:pPr>
+              <w:pStyle w:val="Compact"/>
+              <w:jc w:val="left"/>
+            </w:pPr>
+            <w:r>
+              <w:t xml:space="preserve">150 € / mes</w:t>
+            </w:r>
+          </w:p>
+        </w:tc>
+        <w:tc>
+          <w:tcPr/>
+          <w:p>
+            <w:pPr>
+              <w:pStyle w:val="Compact"/>
+              <w:jc w:val="left"/>
+            </w:pPr>
+            <w:r>
+              <w:t xml:space="preserve">Enterprise</w:t>
+            </w:r>
+          </w:p>
+        </w:tc>
+        <w:tc>
+          <w:tcPr/>
+          <w:p>
+            <w:pPr>
+              <w:pStyle w:val="Compact"/>
+              <w:jc w:val="left"/>
+            </w:pPr>
+            <w:r>
+              <w:t xml:space="preserve">Amplía el número de organizaciones servidas (de 5 en 5)</w:t>
             </w:r>
           </w:p>
         </w:tc>
@@ -1030,19 +1195,19 @@
                 <w:bCs/>
                 <w:b/>
               </w:rPr>
-              <w:t xml:space="preserve">Módulo servidores de inferencia</w:t>
-            </w:r>
-          </w:p>
-        </w:tc>
-        <w:tc>
-          <w:tcPr/>
-          <w:p>
-            <w:pPr>
-              <w:pStyle w:val="Compact"/>
-              <w:jc w:val="left"/>
-            </w:pPr>
-            <w:r>
-              <w:t xml:space="preserve">120 € / mes por instancia</w:t>
+              <w:t xml:space="preserve">Activación módulo inferencia (gestión)</w:t>
+            </w:r>
+          </w:p>
+        </w:tc>
+        <w:tc>
+          <w:tcPr/>
+          <w:p>
+            <w:pPr>
+              <w:pStyle w:val="Compact"/>
+              <w:jc w:val="left"/>
+            </w:pPr>
+            <w:r>
+              <w:t xml:space="preserve">90 € / mes</w:t>
             </w:r>
           </w:p>
         </w:tc>
@@ -1066,7 +1231,7 @@
               <w:jc w:val="left"/>
             </w:pPr>
             <w:r>
-              <w:t xml:space="preserve">Despliegue gestionado de</w:t>
+              <w:t xml:space="preserve">Despliegue y gestión de</w:t>
             </w:r>
             <w:r>
               <w:t xml:space="preserve"> </w:t>
@@ -1078,7 +1243,10 @@
               <w:t xml:space="preserve">leka-llm-interpreter</w:t>
             </w:r>
             <w:r>
-              <w:t xml:space="preserve">, incluye modelos open-source, wrappers comerciales opcionales, routing inteligente. Costes API externos se facturan al cliente.</w:t>
+              <w:t xml:space="preserve"> </w:t>
+            </w:r>
+            <w:r>
+              <w:t xml:space="preserve">(routing, wrappers, monitorización). Requiere elegir modalidad compute.</w:t>
             </w:r>
           </w:p>
         </w:tc>
@@ -1096,43 +1264,97 @@
                 <w:bCs/>
                 <w:b/>
               </w:rPr>
-              <w:t xml:space="preserve">Pack clientes adicionales (5 tenants)</w:t>
-            </w:r>
-          </w:p>
-        </w:tc>
-        <w:tc>
-          <w:tcPr/>
-          <w:p>
-            <w:pPr>
-              <w:pStyle w:val="Compact"/>
-              <w:jc w:val="left"/>
-            </w:pPr>
-            <w:r>
-              <w:t xml:space="preserve">150 € / mes</w:t>
-            </w:r>
-          </w:p>
-        </w:tc>
-        <w:tc>
-          <w:tcPr/>
-          <w:p>
-            <w:pPr>
-              <w:pStyle w:val="Compact"/>
-              <w:jc w:val="left"/>
-            </w:pPr>
-            <w:r>
-              <w:t xml:space="preserve">Enterprise</w:t>
-            </w:r>
-          </w:p>
-        </w:tc>
-        <w:tc>
-          <w:tcPr/>
-          <w:p>
-            <w:pPr>
-              <w:pStyle w:val="Compact"/>
-              <w:jc w:val="left"/>
-            </w:pPr>
-            <w:r>
-              <w:t xml:space="preserve">Amplía el número de organizaciones servidas (de 5 en 5)</w:t>
+              <w:t xml:space="preserve">Compute GPU dedicada</w:t>
+            </w:r>
+          </w:p>
+        </w:tc>
+        <w:tc>
+          <w:tcPr/>
+          <w:p>
+            <w:pPr>
+              <w:pStyle w:val="Compact"/>
+              <w:jc w:val="left"/>
+            </w:pPr>
+            <w:r>
+              <w:t xml:space="preserve">Coste repercutido (desde 250 € / mes por nodo)</w:t>
+            </w:r>
+          </w:p>
+        </w:tc>
+        <w:tc>
+          <w:tcPr/>
+          <w:p>
+            <w:pPr>
+              <w:pStyle w:val="Compact"/>
+              <w:jc w:val="left"/>
+            </w:pPr>
+            <w:r>
+              <w:t xml:space="preserve">Professional / Enterprise</w:t>
+            </w:r>
+          </w:p>
+        </w:tc>
+        <w:tc>
+          <w:tcPr/>
+          <w:p>
+            <w:pPr>
+              <w:pStyle w:val="Compact"/>
+              <w:jc w:val="left"/>
+            </w:pPr>
+            <w:r>
+              <w:t xml:space="preserve">Facturación 1:1 del coste de GPU (cloud o on-prem). Se puede ajustar según proveedor (AWS, Azure, OVH, etc.).</w:t>
+            </w:r>
+          </w:p>
+        </w:tc>
+      </w:tr>
+      <w:tr>
+        <w:tc>
+          <w:tcPr/>
+          <w:p>
+            <w:pPr>
+              <w:pStyle w:val="Compact"/>
+              <w:jc w:val="left"/>
+            </w:pPr>
+            <w:r>
+              <w:rPr>
+                <w:bCs/>
+                <w:b/>
+              </w:rPr>
+              <w:t xml:space="preserve">Compute serverless (tokens/consulta)</w:t>
+            </w:r>
+          </w:p>
+        </w:tc>
+        <w:tc>
+          <w:tcPr/>
+          <w:p>
+            <w:pPr>
+              <w:pStyle w:val="Compact"/>
+              <w:jc w:val="left"/>
+            </w:pPr>
+            <w:r>
+              <w:t xml:space="preserve">Pago por uso</w:t>
+            </w:r>
+          </w:p>
+        </w:tc>
+        <w:tc>
+          <w:tcPr/>
+          <w:p>
+            <w:pPr>
+              <w:pStyle w:val="Compact"/>
+              <w:jc w:val="left"/>
+            </w:pPr>
+            <w:r>
+              <w:t xml:space="preserve">Professional / Enterprise</w:t>
+            </w:r>
+          </w:p>
+        </w:tc>
+        <w:tc>
+          <w:tcPr/>
+          <w:p>
+            <w:pPr>
+              <w:pStyle w:val="Compact"/>
+              <w:jc w:val="left"/>
+            </w:pPr>
+            <w:r>
+              <w:t xml:space="preserve">Uso de APIs comerciales (OpenAI, Anthropic, etc.). Se factura directamente al cliente según proveedor; CodeflowX no intermedia.</w:t>
             </w:r>
           </w:p>
         </w:tc>
@@ -1939,7 +2161,7 @@
               <w:jc w:val="left"/>
             </w:pPr>
             <w:r>
-              <w:t xml:space="preserve">Cloud Basic</w:t>
+              <w:t xml:space="preserve">Cloud Compliance</w:t>
             </w:r>
           </w:p>
         </w:tc>
@@ -1987,7 +2209,7 @@
               <w:jc w:val="left"/>
             </w:pPr>
             <w:r>
-              <w:t xml:space="preserve">1 sistema IA alto riesgo, compliance rápido</w:t>
+              <w:t xml:space="preserve">1 proyecto gobernado (compliance rápido)</w:t>
             </w:r>
           </w:p>
         </w:tc>
@@ -2013,31 +2235,31 @@
               <w:jc w:val="left"/>
             </w:pPr>
             <w:r>
-              <w:t xml:space="preserve">Cloud Professional</w:t>
-            </w:r>
-          </w:p>
-        </w:tc>
-        <w:tc>
-          <w:tcPr/>
-          <w:p>
-            <w:pPr>
-              <w:pStyle w:val="Compact"/>
-              <w:jc w:val="left"/>
-            </w:pPr>
-            <w:r>
-              <w:t xml:space="preserve">399 €/mes</w:t>
-            </w:r>
-          </w:p>
-        </w:tc>
-        <w:tc>
-          <w:tcPr/>
-          <w:p>
-            <w:pPr>
-              <w:pStyle w:val="Compact"/>
-              <w:jc w:val="left"/>
-            </w:pPr>
-            <w:r>
-              <w:t xml:space="preserve">82%</w:t>
+              <w:t xml:space="preserve">Cloud Governance</w:t>
+            </w:r>
+          </w:p>
+        </w:tc>
+        <w:tc>
+          <w:tcPr/>
+          <w:p>
+            <w:pPr>
+              <w:pStyle w:val="Compact"/>
+              <w:jc w:val="left"/>
+            </w:pPr>
+            <w:r>
+              <w:t xml:space="preserve">699 €/mes</w:t>
+            </w:r>
+          </w:p>
+        </w:tc>
+        <w:tc>
+          <w:tcPr/>
+          <w:p>
+            <w:pPr>
+              <w:pStyle w:val="Compact"/>
+              <w:jc w:val="left"/>
+            </w:pPr>
+            <w:r>
+              <w:t xml:space="preserve">90%</w:t>
             </w:r>
           </w:p>
         </w:tc>
@@ -2061,7 +2283,7 @@
               <w:jc w:val="left"/>
             </w:pPr>
             <w:r>
-              <w:t xml:space="preserve">Hasta 5 sistemas, workflows avanzados</w:t>
+              <w:t xml:space="preserve">3 proyectos simultáneos, workflows avanzados</w:t>
             </w:r>
           </w:p>
         </w:tc>
@@ -2087,31 +2309,31 @@
               <w:jc w:val="left"/>
             </w:pPr>
             <w:r>
-              <w:t xml:space="preserve">Cloud OEM</w:t>
-            </w:r>
-          </w:p>
-        </w:tc>
-        <w:tc>
-          <w:tcPr/>
-          <w:p>
-            <w:pPr>
-              <w:pStyle w:val="Compact"/>
-              <w:jc w:val="left"/>
-            </w:pPr>
-            <w:r>
-              <w:t xml:space="preserve">799 €/mes + variable</w:t>
-            </w:r>
-          </w:p>
-        </w:tc>
-        <w:tc>
-          <w:tcPr/>
-          <w:p>
-            <w:pPr>
-              <w:pStyle w:val="Compact"/>
-              <w:jc w:val="left"/>
-            </w:pPr>
-            <w:r>
-              <w:t xml:space="preserve">87%</w:t>
+              <w:t xml:space="preserve">Cloud Enterprise</w:t>
+            </w:r>
+          </w:p>
+        </w:tc>
+        <w:tc>
+          <w:tcPr/>
+          <w:p>
+            <w:pPr>
+              <w:pStyle w:val="Compact"/>
+              <w:jc w:val="left"/>
+            </w:pPr>
+            <w:r>
+              <w:t xml:space="preserve">1.199 €/mes</w:t>
+            </w:r>
+          </w:p>
+        </w:tc>
+        <w:tc>
+          <w:tcPr/>
+          <w:p>
+            <w:pPr>
+              <w:pStyle w:val="Compact"/>
+              <w:jc w:val="left"/>
+            </w:pPr>
+            <w:r>
+              <w:t xml:space="preserve">91%</w:t>
             </w:r>
           </w:p>
         </w:tc>
@@ -2135,7 +2357,7 @@
               <w:jc w:val="left"/>
             </w:pPr>
             <w:r>
-              <w:t xml:space="preserve">Marca blanca, multi-tenant</w:t>
+              <w:t xml:space="preserve">Multi-tenant, marca blanca, 5 clientes incluidos</w:t>
             </w:r>
           </w:p>
         </w:tc>
@@ -2149,7 +2371,7 @@
               <w:jc w:val="left"/>
             </w:pPr>
             <w:r>
-              <w:t xml:space="preserve">Enterprise</w:t>
+              <w:t xml:space="preserve">Enterprise (self-host)</w:t>
             </w:r>
           </w:p>
         </w:tc>
@@ -2209,7 +2431,7 @@
               <w:jc w:val="left"/>
             </w:pPr>
             <w:r>
-              <w:t xml:space="preserve">Self-host, soporte L3</w:t>
+              <w:t xml:space="preserve">5 sistemas IA, soporte L3, despliegue rápido</w:t>
             </w:r>
           </w:p>
         </w:tc>
@@ -2223,7 +2445,7 @@
               <w:jc w:val="left"/>
             </w:pPr>
             <w:r>
-              <w:t xml:space="preserve">Enterprise avanzadas</w:t>
+              <w:t xml:space="preserve">Enterprise regulado</w:t>
             </w:r>
           </w:p>
         </w:tc>
@@ -2283,7 +2505,7 @@
               <w:jc w:val="left"/>
             </w:pPr>
             <w:r>
-              <w:t xml:space="preserve">Roadmap dedicado, HA</w:t>
+              <w:t xml:space="preserve">HA + SIEM + roadmap dedicado</w:t>
             </w:r>
           </w:p>
         </w:tc>
@@ -2357,7 +2579,7 @@
               <w:jc w:val="left"/>
             </w:pPr>
             <w:r>
-              <w:t xml:space="preserve">Cloud dedicado, FRIA</w:t>
+              <w:t xml:space="preserve">Cloud dedicado UE, FRIA incluida</w:t>
             </w:r>
           </w:p>
         </w:tc>
@@ -2431,7 +2653,7 @@
               <w:jc w:val="left"/>
             </w:pPr>
             <w:r>
-              <w:t xml:space="preserve">Self-host híbrido</w:t>
+              <w:t xml:space="preserve">5 sistemas, reporting Art. 71</w:t>
             </w:r>
           </w:p>
         </w:tc>
@@ -2505,7 +2727,7 @@
               <w:jc w:val="left"/>
             </w:pPr>
             <w:r>
-              <w:t xml:space="preserve">ENS Alto, auditoría incluida</w:t>
+              <w:t xml:space="preserve">ENS Alto + auditoría anual</w:t>
             </w:r>
           </w:p>
         </w:tc>
@@ -2532,131 +2754,131 @@
       <w:pPr>
         <w:numPr>
           <w:ilvl w:val="0"/>
-          <w:numId w:val="1001"/>
-        </w:numPr>
-        <w:pStyle w:val="Compact"/>
-      </w:pPr>
-      <w:r>
-        <w:t xml:space="preserve">Coste operativo cloud fijo: 35 €/mes por instancia básica (Compute + almacenamiento + monitorización)</w:t>
-      </w:r>
-    </w:p>
-    <w:p>
-      <w:pPr>
-        <w:numPr>
-          <w:ilvl w:val="0"/>
-          <w:numId w:val="1001"/>
-        </w:numPr>
-        <w:pStyle w:val="Compact"/>
-      </w:pPr>
-      <w:r>
-        <w:t xml:space="preserve">Coste soporte medio: 1h/mes técnico N2 (valorado 35 €) → incluido en margen</w:t>
-      </w:r>
-    </w:p>
-    <w:p>
-      <w:pPr>
-        <w:numPr>
-          <w:ilvl w:val="0"/>
-          <w:numId w:val="1001"/>
-        </w:numPr>
-        <w:pStyle w:val="Compact"/>
-      </w:pPr>
-      <w:r>
-        <w:t xml:space="preserve">Descuentos máximos sin aprobación dirección:</w:t>
-      </w:r>
-    </w:p>
-    <w:p>
-      <w:pPr>
-        <w:numPr>
-          <w:ilvl w:val="1"/>
-          <w:numId w:val="1002"/>
-        </w:numPr>
-        <w:pStyle w:val="Compact"/>
-      </w:pPr>
-      <w:r>
-        <w:t xml:space="preserve">Cloud Basic/Professional: hasta 10% (anualidad)</w:t>
-      </w:r>
-    </w:p>
-    <w:p>
-      <w:pPr>
-        <w:numPr>
-          <w:ilvl w:val="1"/>
-          <w:numId w:val="1002"/>
-        </w:numPr>
-        <w:pStyle w:val="Compact"/>
-      </w:pPr>
-      <w:r>
-        <w:t xml:space="preserve">Cloud OEM: negociación caso a caso (mínimo 650 €/mes)</w:t>
-      </w:r>
-    </w:p>
-    <w:p>
-      <w:pPr>
-        <w:numPr>
-          <w:ilvl w:val="1"/>
-          <w:numId w:val="1002"/>
-        </w:numPr>
-        <w:pStyle w:val="Compact"/>
-      </w:pPr>
-      <w:r>
-        <w:t xml:space="preserve">Corporate/Public: hasta 15% si volumen ≥3 licencias</w:t>
-      </w:r>
-    </w:p>
-    <w:p>
-      <w:pPr>
-        <w:numPr>
-          <w:ilvl w:val="0"/>
-          <w:numId w:val="1001"/>
-        </w:numPr>
-        <w:pStyle w:val="Compact"/>
-      </w:pPr>
-      <w:r>
-        <w:t xml:space="preserve">Partners reciben margen estándar:</w:t>
-      </w:r>
-    </w:p>
-    <w:p>
-      <w:pPr>
-        <w:numPr>
-          <w:ilvl w:val="1"/>
           <w:numId w:val="1003"/>
         </w:numPr>
         <w:pStyle w:val="Compact"/>
       </w:pPr>
       <w:r>
-        <w:t xml:space="preserve">OEM: comisión 15%</w:t>
+        <w:t xml:space="preserve">Coste operativo cloud fijo: 35 €/mes por instancia básica (Compute + almacenamiento + monitorización)</w:t>
       </w:r>
     </w:p>
     <w:p>
       <w:pPr>
         <w:numPr>
-          <w:ilvl w:val="1"/>
+          <w:ilvl w:val="0"/>
           <w:numId w:val="1003"/>
         </w:numPr>
         <w:pStyle w:val="Compact"/>
       </w:pPr>
       <w:r>
-        <w:t xml:space="preserve">Corporate Standard: 25%</w:t>
+        <w:t xml:space="preserve">Coste soporte medio: 1h/mes técnico N2 (valorado 35 €) → incluido en margen</w:t>
       </w:r>
     </w:p>
     <w:p>
       <w:pPr>
         <w:numPr>
-          <w:ilvl w:val="1"/>
+          <w:ilvl w:val="0"/>
           <w:numId w:val="1003"/>
         </w:numPr>
         <w:pStyle w:val="Compact"/>
       </w:pPr>
       <w:r>
-        <w:t xml:space="preserve">Corporate Enterprise: 30%</w:t>
+        <w:t xml:space="preserve">Descuentos máximos sin aprobación dirección:</w:t>
       </w:r>
     </w:p>
     <w:p>
       <w:pPr>
         <w:numPr>
           <w:ilvl w:val="1"/>
+          <w:numId w:val="1004"/>
+        </w:numPr>
+        <w:pStyle w:val="Compact"/>
+      </w:pPr>
+      <w:r>
+        <w:t xml:space="preserve">Cloud Basic/Professional: hasta 10% (anualidad)</w:t>
+      </w:r>
+    </w:p>
+    <w:p>
+      <w:pPr>
+        <w:numPr>
+          <w:ilvl w:val="1"/>
+          <w:numId w:val="1004"/>
+        </w:numPr>
+        <w:pStyle w:val="Compact"/>
+      </w:pPr>
+      <w:r>
+        <w:t xml:space="preserve">Cloud OEM: negociación caso a caso (mínimo 650 €/mes)</w:t>
+      </w:r>
+    </w:p>
+    <w:p>
+      <w:pPr>
+        <w:numPr>
+          <w:ilvl w:val="1"/>
+          <w:numId w:val="1004"/>
+        </w:numPr>
+        <w:pStyle w:val="Compact"/>
+      </w:pPr>
+      <w:r>
+        <w:t xml:space="preserve">Corporate/Public: hasta 15% si volumen ≥3 licencias</w:t>
+      </w:r>
+    </w:p>
+    <w:p>
+      <w:pPr>
+        <w:numPr>
+          <w:ilvl w:val="0"/>
           <w:numId w:val="1003"/>
         </w:numPr>
         <w:pStyle w:val="Compact"/>
       </w:pPr>
       <w:r>
+        <w:t xml:space="preserve">Partners reciben margen estándar:</w:t>
+      </w:r>
+    </w:p>
+    <w:p>
+      <w:pPr>
+        <w:numPr>
+          <w:ilvl w:val="1"/>
+          <w:numId w:val="1005"/>
+        </w:numPr>
+        <w:pStyle w:val="Compact"/>
+      </w:pPr>
+      <w:r>
+        <w:t xml:space="preserve">OEM: comisión 15%</w:t>
+      </w:r>
+    </w:p>
+    <w:p>
+      <w:pPr>
+        <w:numPr>
+          <w:ilvl w:val="1"/>
+          <w:numId w:val="1005"/>
+        </w:numPr>
+        <w:pStyle w:val="Compact"/>
+      </w:pPr>
+      <w:r>
+        <w:t xml:space="preserve">Corporate Standard: 25%</w:t>
+      </w:r>
+    </w:p>
+    <w:p>
+      <w:pPr>
+        <w:numPr>
+          <w:ilvl w:val="1"/>
+          <w:numId w:val="1005"/>
+        </w:numPr>
+        <w:pStyle w:val="Compact"/>
+      </w:pPr>
+      <w:r>
+        <w:t xml:space="preserve">Corporate Enterprise: 30%</w:t>
+      </w:r>
+    </w:p>
+    <w:p>
+      <w:pPr>
+        <w:numPr>
+          <w:ilvl w:val="1"/>
+          <w:numId w:val="1005"/>
+        </w:numPr>
+        <w:pStyle w:val="Compact"/>
+      </w:pPr>
+      <w:r>
         <w:t xml:space="preserve">Public sector: 20-25% según homologación</w:t>
       </w:r>
     </w:p>
@@ -2681,7 +2903,7 @@
       <w:pPr>
         <w:numPr>
           <w:ilvl w:val="0"/>
-          <w:numId w:val="1004"/>
+          <w:numId w:val="1006"/>
         </w:numPr>
         <w:pStyle w:val="Compact"/>
       </w:pPr>
@@ -2703,7 +2925,7 @@
       <w:pPr>
         <w:numPr>
           <w:ilvl w:val="0"/>
-          <w:numId w:val="1004"/>
+          <w:numId w:val="1006"/>
         </w:numPr>
         <w:pStyle w:val="Compact"/>
       </w:pPr>
@@ -2725,7 +2947,7 @@
       <w:pPr>
         <w:numPr>
           <w:ilvl w:val="0"/>
-          <w:numId w:val="1004"/>
+          <w:numId w:val="1006"/>
         </w:numPr>
         <w:pStyle w:val="Compact"/>
       </w:pPr>
@@ -2747,7 +2969,7 @@
       <w:pPr>
         <w:numPr>
           <w:ilvl w:val="0"/>
-          <w:numId w:val="1004"/>
+          <w:numId w:val="1006"/>
         </w:numPr>
         <w:pStyle w:val="Compact"/>
       </w:pPr>
@@ -2769,7 +2991,7 @@
       <w:pPr>
         <w:numPr>
           <w:ilvl w:val="0"/>
-          <w:numId w:val="1004"/>
+          <w:numId w:val="1006"/>
         </w:numPr>
         <w:pStyle w:val="Compact"/>
       </w:pPr>
@@ -3126,6 +3348,12 @@
     <w:abstractNumId w:val="991"/>
   </w:num>
   <w:num w:numId="1004">
+    <w:abstractNumId w:val="991"/>
+  </w:num>
+  <w:num w:numId="1005">
+    <w:abstractNumId w:val="991"/>
+  </w:num>
+  <w:num w:numId="1006">
     <w:abstractNumId w:val="99411"/>
     <w:lvlOverride w:ilvl="0">
       <w:startOverride w:val="1"/>
